--- a/lessons/10-6-catchup/homework.docx
+++ b/lessons/10-6-catchup/homework.docx
@@ -115,7 +115,7 @@
           <wp:inline distT="0" distB="0" distL="0" distR="0">
             <wp:extent cx="1047750" cy="790575"/>
             <wp:effectExtent t="0" r="0" b="0" l="0"/>
-            <wp:docPr id="1" name="" descr="" title=""/>
+            <wp:docPr id="1" name="ingenuity" descr="Picture illustrating the vocabulary word &quot;ingenuity&quot;" title="ingenuity"/>
             <wp:cNvGraphicFramePr>
               <a:graphicFrameLocks xmlns:a="http://schemas.openxmlformats.org/drawingml/2006/main" noChangeAspect="1"/>
             </wp:cNvGraphicFramePr>
@@ -178,7 +178,7 @@
           <wp:inline distT="0" distB="0" distL="0" distR="0">
             <wp:extent cx="1047750" cy="790575"/>
             <wp:effectExtent t="0" r="0" b="0" l="0"/>
-            <wp:docPr id="1" name="" descr="" title=""/>
+            <wp:docPr id="1" name="rotation" descr="Picture illustrating the vocabulary word &quot;rotation&quot;" title="rotation"/>
             <wp:cNvGraphicFramePr>
               <a:graphicFrameLocks xmlns:a="http://schemas.openxmlformats.org/drawingml/2006/main" noChangeAspect="1"/>
             </wp:cNvGraphicFramePr>
@@ -241,7 +241,7 @@
           <wp:inline distT="0" distB="0" distL="0" distR="0">
             <wp:extent cx="1047750" cy="790575"/>
             <wp:effectExtent t="0" r="0" b="0" l="0"/>
-            <wp:docPr id="1" name="" descr="" title=""/>
+            <wp:docPr id="1" name="gear" descr="Picture illustrating the vocabulary word &quot;gear&quot;" title="gear"/>
             <wp:cNvGraphicFramePr>
               <a:graphicFrameLocks xmlns:a="http://schemas.openxmlformats.org/drawingml/2006/main" noChangeAspect="1"/>
             </wp:cNvGraphicFramePr>
@@ -304,7 +304,7 @@
           <wp:inline distT="0" distB="0" distL="0" distR="0">
             <wp:extent cx="1047750" cy="790575"/>
             <wp:effectExtent t="0" r="0" b="0" l="0"/>
-            <wp:docPr id="1" name="" descr="" title=""/>
+            <wp:docPr id="1" name="ratio" descr="Picture illustrating the vocabulary word &quot;ratio&quot;" title="ratio"/>
             <wp:cNvGraphicFramePr>
               <a:graphicFrameLocks xmlns:a="http://schemas.openxmlformats.org/drawingml/2006/main" noChangeAspect="1"/>
             </wp:cNvGraphicFramePr>
@@ -367,7 +367,7 @@
           <wp:inline distT="0" distB="0" distL="0" distR="0">
             <wp:extent cx="1047750" cy="790575"/>
             <wp:effectExtent t="0" r="0" b="0" l="0"/>
-            <wp:docPr id="1" name="" descr="" title=""/>
+            <wp:docPr id="1" name="equivalent ratios" descr="Picture illustrating the vocabulary word &quot;equivalent ratios&quot;" title="equivalent ratios"/>
             <wp:cNvGraphicFramePr>
               <a:graphicFrameLocks xmlns:a="http://schemas.openxmlformats.org/drawingml/2006/main" noChangeAspect="1"/>
             </wp:cNvGraphicFramePr>
@@ -430,7 +430,7 @@
           <wp:inline distT="0" distB="0" distL="0" distR="0">
             <wp:extent cx="1047750" cy="790575"/>
             <wp:effectExtent t="0" r="0" b="0" l="0"/>
-            <wp:docPr id="1" name="" descr="" title=""/>
+            <wp:docPr id="1" name="repetition" descr="Picture illustrating the vocabulary word &quot;repetition&quot;" title="repetition"/>
             <wp:cNvGraphicFramePr>
               <a:graphicFrameLocks xmlns:a="http://schemas.openxmlformats.org/drawingml/2006/main" noChangeAspect="1"/>
             </wp:cNvGraphicFramePr>
@@ -493,7 +493,7 @@
           <wp:inline distT="0" distB="0" distL="0" distR="0">
             <wp:extent cx="1047750" cy="790575"/>
             <wp:effectExtent t="0" r="0" b="0" l="0"/>
-            <wp:docPr id="1" name="" descr="" title=""/>
+            <wp:docPr id="1" name="pattern" descr="Picture illustrating the vocabulary word &quot;pattern&quot;" title="pattern"/>
             <wp:cNvGraphicFramePr>
               <a:graphicFrameLocks xmlns:a="http://schemas.openxmlformats.org/drawingml/2006/main" noChangeAspect="1"/>
             </wp:cNvGraphicFramePr>
@@ -556,7 +556,7 @@
           <wp:inline distT="0" distB="0" distL="0" distR="0">
             <wp:extent cx="1047750" cy="790575"/>
             <wp:effectExtent t="0" r="0" b="0" l="0"/>
-            <wp:docPr id="1" name="" descr="" title=""/>
+            <wp:docPr id="1" name="pattern unit" descr="Picture illustrating the vocabulary word &quot;pattern unit&quot;" title="pattern unit"/>
             <wp:cNvGraphicFramePr>
               <a:graphicFrameLocks xmlns:a="http://schemas.openxmlformats.org/drawingml/2006/main" noChangeAspect="1"/>
             </wp:cNvGraphicFramePr>
@@ -619,7 +619,7 @@
           <wp:inline distT="0" distB="0" distL="0" distR="0">
             <wp:extent cx="1047750" cy="790575"/>
             <wp:effectExtent t="0" r="0" b="0" l="0"/>
-            <wp:docPr id="1" name="" descr="" title=""/>
+            <wp:docPr id="1" name="math biography" descr="Picture illustrating the vocabulary word &quot;math biography&quot;" title="math biography"/>
             <wp:cNvGraphicFramePr>
               <a:graphicFrameLocks xmlns:a="http://schemas.openxmlformats.org/drawingml/2006/main" noChangeAspect="1"/>
             </wp:cNvGraphicFramePr>
@@ -729,15 +729,15 @@
         <w:spacing w:after="40" w:before="0"/>
       </w:pPr>
       <w:r>
-        <w:t xml:space="preserve">     C. 2 to 1</w:t>
-      </w:r>
-    </w:p>
-    <w:p>
-      <w:pPr>
-        <w:spacing w:after="40" w:before="0"/>
-      </w:pPr>
-      <w:r>
-        <w:t xml:space="preserve">     D. 1 to 4</w:t>
+        <w:t xml:space="preserve">     C. 1 to 4</w:t>
+      </w:r>
+    </w:p>
+    <w:p>
+      <w:pPr>
+        <w:spacing w:after="40" w:before="0"/>
+      </w:pPr>
+      <w:r>
+        <w:t xml:space="preserve">     D. 2 to 1</w:t>
       </w:r>
     </w:p>
     <w:p>
@@ -768,31 +768,31 @@
         <w:spacing w:after="40" w:before="0"/>
       </w:pPr>
       <w:r>
-        <w:t xml:space="preserve">     A. The length of the perimeter of the front wheel</w:t>
-      </w:r>
-    </w:p>
-    <w:p>
-      <w:pPr>
-        <w:spacing w:after="40" w:before="0"/>
-      </w:pPr>
-      <w:r>
-        <w:t xml:space="preserve">     B. The height of the rider</w:t>
-      </w:r>
-    </w:p>
-    <w:p>
-      <w:pPr>
-        <w:spacing w:after="40" w:before="0"/>
-      </w:pPr>
-      <w:r>
-        <w:t xml:space="preserve">     C. The length of the pedal</w:t>
-      </w:r>
-    </w:p>
-    <w:p>
-      <w:pPr>
-        <w:spacing w:after="40" w:before="0"/>
-      </w:pPr>
-      <w:r>
-        <w:t xml:space="preserve">     D. It does not move a fixed distance</w:t>
+        <w:t xml:space="preserve">     A. The height of the rider</w:t>
+      </w:r>
+    </w:p>
+    <w:p>
+      <w:pPr>
+        <w:spacing w:after="40" w:before="0"/>
+      </w:pPr>
+      <w:r>
+        <w:t xml:space="preserve">     B. The length of the pedal</w:t>
+      </w:r>
+    </w:p>
+    <w:p>
+      <w:pPr>
+        <w:spacing w:after="40" w:before="0"/>
+      </w:pPr>
+      <w:r>
+        <w:t xml:space="preserve">     C. It does not move a fixed distance</w:t>
+      </w:r>
+    </w:p>
+    <w:p>
+      <w:pPr>
+        <w:spacing w:after="40" w:before="0"/>
+      </w:pPr>
+      <w:r>
+        <w:t xml:space="preserve">     D. The length of the perimeter of the front wheel</w:t>
       </w:r>
     </w:p>
     <w:p>
@@ -823,31 +823,31 @@
         <w:spacing w:after="40" w:before="0"/>
       </w:pPr>
       <w:r>
-        <w:t xml:space="preserve">     A. 1.5 rotations</w:t>
-      </w:r>
-    </w:p>
-    <w:p>
-      <w:pPr>
-        <w:spacing w:after="40" w:before="0"/>
-      </w:pPr>
-      <w:r>
-        <w:t xml:space="preserve">     B. 16 rotations</w:t>
-      </w:r>
-    </w:p>
-    <w:p>
-      <w:pPr>
-        <w:spacing w:after="40" w:before="0"/>
-      </w:pPr>
-      <w:r>
-        <w:t xml:space="preserve">     C. 0.5 rotations</w:t>
-      </w:r>
-    </w:p>
-    <w:p>
-      <w:pPr>
-        <w:spacing w:after="40" w:before="0"/>
-      </w:pPr>
-      <w:r>
-        <w:t xml:space="preserve">     D. 2 rotations</w:t>
+        <w:t xml:space="preserve">     A. 0.5 rotations</w:t>
+      </w:r>
+    </w:p>
+    <w:p>
+      <w:pPr>
+        <w:spacing w:after="40" w:before="0"/>
+      </w:pPr>
+      <w:r>
+        <w:t xml:space="preserve">     B. 1.5 rotations</w:t>
+      </w:r>
+    </w:p>
+    <w:p>
+      <w:pPr>
+        <w:spacing w:after="40" w:before="0"/>
+      </w:pPr>
+      <w:r>
+        <w:t xml:space="preserve">     C. 2 rotations</w:t>
+      </w:r>
+    </w:p>
+    <w:p>
+      <w:pPr>
+        <w:spacing w:after="40" w:before="0"/>
+      </w:pPr>
+      <w:r>
+        <w:t xml:space="preserve">     D. 16 rotations</w:t>
       </w:r>
     </w:p>
     <w:p>
@@ -878,31 +878,31 @@
         <w:spacing w:after="40" w:before="0"/>
       </w:pPr>
       <w:r>
-        <w:t xml:space="preserve">     A. 4 rotations</w:t>
-      </w:r>
-    </w:p>
-    <w:p>
-      <w:pPr>
-        <w:spacing w:after="40" w:before="0"/>
-      </w:pPr>
-      <w:r>
-        <w:t xml:space="preserve">     B. 36 rotations</w:t>
-      </w:r>
-    </w:p>
-    <w:p>
-      <w:pPr>
-        <w:spacing w:after="40" w:before="0"/>
-      </w:pPr>
-      <w:r>
-        <w:t xml:space="preserve">     C. 3 rotations</w:t>
-      </w:r>
-    </w:p>
-    <w:p>
-      <w:pPr>
-        <w:spacing w:after="40" w:before="0"/>
-      </w:pPr>
-      <w:r>
-        <w:t xml:space="preserve">     D. 0.25 rotations</w:t>
+        <w:t xml:space="preserve">     A. 0.25 rotations</w:t>
+      </w:r>
+    </w:p>
+    <w:p>
+      <w:pPr>
+        <w:spacing w:after="40" w:before="0"/>
+      </w:pPr>
+      <w:r>
+        <w:t xml:space="preserve">     B. 3 rotations</w:t>
+      </w:r>
+    </w:p>
+    <w:p>
+      <w:pPr>
+        <w:spacing w:after="40" w:before="0"/>
+      </w:pPr>
+      <w:r>
+        <w:t xml:space="preserve">     C. 4 rotations</w:t>
+      </w:r>
+    </w:p>
+    <w:p>
+      <w:pPr>
+        <w:spacing w:after="40" w:before="0"/>
+      </w:pPr>
+      <w:r>
+        <w:t xml:space="preserve">     D. 36 rotations</w:t>
       </w:r>
     </w:p>
     <w:p>
@@ -933,23 +933,23 @@
         <w:spacing w:after="40" w:before="0"/>
       </w:pPr>
       <w:r>
-        <w:t xml:space="preserve">     A. The blue triangle</w:t>
-      </w:r>
-    </w:p>
-    <w:p>
-      <w:pPr>
-        <w:spacing w:after="40" w:before="0"/>
-      </w:pPr>
-      <w:r>
-        <w:t xml:space="preserve">     B. The pink circle</w:t>
-      </w:r>
-    </w:p>
-    <w:p>
-      <w:pPr>
-        <w:spacing w:after="40" w:before="0"/>
-      </w:pPr>
-      <w:r>
-        <w:t xml:space="preserve">     C. The purple square</w:t>
+        <w:t xml:space="preserve">     A. The pink circle</w:t>
+      </w:r>
+    </w:p>
+    <w:p>
+      <w:pPr>
+        <w:spacing w:after="40" w:before="0"/>
+      </w:pPr>
+      <w:r>
+        <w:t xml:space="preserve">     B. The purple square</w:t>
+      </w:r>
+    </w:p>
+    <w:p>
+      <w:pPr>
+        <w:spacing w:after="40" w:before="0"/>
+      </w:pPr>
+      <w:r>
+        <w:t xml:space="preserve">     C. The blue triangle</w:t>
       </w:r>
     </w:p>
     <w:p>
@@ -988,31 +988,31 @@
         <w:spacing w:after="40" w:before="0"/>
       </w:pPr>
       <w:r>
-        <w:t xml:space="preserve">     A. The purple square</w:t>
-      </w:r>
-    </w:p>
-    <w:p>
-      <w:pPr>
-        <w:spacing w:after="40" w:before="0"/>
-      </w:pPr>
-      <w:r>
-        <w:t xml:space="preserve">     B. The pink circle</w:t>
-      </w:r>
-    </w:p>
-    <w:p>
-      <w:pPr>
-        <w:spacing w:after="40" w:before="0"/>
-      </w:pPr>
-      <w:r>
-        <w:t xml:space="preserve">     C. The blue triangle</w:t>
-      </w:r>
-    </w:p>
-    <w:p>
-      <w:pPr>
-        <w:spacing w:after="40" w:before="0"/>
-      </w:pPr>
-      <w:r>
-        <w:t xml:space="preserve">     D. The 20th shape starts a new pattern</w:t>
+        <w:t xml:space="preserve">     A. The pink circle</w:t>
+      </w:r>
+    </w:p>
+    <w:p>
+      <w:pPr>
+        <w:spacing w:after="40" w:before="0"/>
+      </w:pPr>
+      <w:r>
+        <w:t xml:space="preserve">     B. The blue triangle</w:t>
+      </w:r>
+    </w:p>
+    <w:p>
+      <w:pPr>
+        <w:spacing w:after="40" w:before="0"/>
+      </w:pPr>
+      <w:r>
+        <w:t xml:space="preserve">     C. The 20th shape starts a new pattern</w:t>
+      </w:r>
+    </w:p>
+    <w:p>
+      <w:pPr>
+        <w:spacing w:after="40" w:before="0"/>
+      </w:pPr>
+      <w:r>
+        <w:t xml:space="preserve">     D. The purple square</w:t>
       </w:r>
     </w:p>
     <w:p>
@@ -1043,7 +1043,7 @@
         <w:spacing w:after="40" w:before="0"/>
       </w:pPr>
       <w:r>
-        <w:t xml:space="preserve">     A. About 480</w:t>
+        <w:t xml:space="preserve">     A. About 13</w:t>
       </w:r>
     </w:p>
     <w:p>
@@ -1059,7 +1059,7 @@
         <w:spacing w:after="40" w:before="0"/>
       </w:pPr>
       <w:r>
-        <w:t xml:space="preserve">     C. About 13</w:t>
+        <w:t xml:space="preserve">     C. About 480</w:t>
       </w:r>
     </w:p>
     <w:p>
@@ -1098,7 +1098,7 @@
         <w:spacing w:after="40" w:before="0"/>
       </w:pPr>
       <w:r>
-        <w:t xml:space="preserve">     A. 78.5</w:t>
+        <w:t xml:space="preserve">     A. 31.4</w:t>
       </w:r>
     </w:p>
     <w:p>
@@ -1114,7 +1114,7 @@
         <w:spacing w:after="40" w:before="0"/>
       </w:pPr>
       <w:r>
-        <w:t xml:space="preserve">     C. 31.4</w:t>
+        <w:t xml:space="preserve">     C. 78.5</w:t>
       </w:r>
     </w:p>
     <w:p>
@@ -1123,6 +1123,162 @@
       </w:pPr>
       <w:r>
         <w:t xml:space="preserve">     D. 107</w:t>
+      </w:r>
+    </w:p>
+    <w:p>
+      <w:pPr>
+        <w:spacing w:after="60" w:before="120"/>
+      </w:pPr>
+      <w:r>
+        <w:rPr>
+          <w:color w:val="BBBBBB"/>
+        </w:rPr>
+        <w:t xml:space="preserve">______________________________________________________________________</w:t>
+      </w:r>
+    </w:p>
+    <w:p>
+      <w:pPr>
+        <w:spacing w:after="80" w:before="0"/>
+      </w:pPr>
+      <w:r>
+        <w:rPr>
+          <w:b/>
+          <w:bCs/>
+        </w:rPr>
+        <w:t xml:space="preserve">9. Fix our table's thinking</w:t>
+      </w:r>
+    </w:p>
+    <w:p>
+      <w:pPr>
+        <w:spacing w:after="40" w:before="0"/>
+      </w:pPr>
+      <w:r>
+        <w:t xml:space="preserve">   Step 1 (The problem): (Lesson 10.4) On the Penny Farthing, what is the ratio of pedal rotations to front-wheel rotations?</w:t>
+      </w:r>
+    </w:p>
+    <w:p>
+      <w:pPr>
+        <w:spacing w:after="40" w:before="0"/>
+      </w:pPr>
+      <w:r>
+        <w:t xml:space="preserve">   Step 2 (A classmate at our table answered): 2 to 1</w:t>
+      </w:r>
+    </w:p>
+    <w:p>
+      <w:pPr>
+        <w:spacing w:after="60" w:before="0"/>
+      </w:pPr>
+      <w:r>
+        <w:rPr>
+          <w:i/>
+          <w:iCs/>
+        </w:rPr>
+        <w:t xml:space="preserve">Which step has the mistake? Explain and fix it:</w:t>
+      </w:r>
+    </w:p>
+    <w:p>
+      <w:pPr>
+        <w:spacing w:after="60" w:before="120"/>
+      </w:pPr>
+      <w:r>
+        <w:rPr>
+          <w:color w:val="BBBBBB"/>
+        </w:rPr>
+        <w:t xml:space="preserve">______________________________________________________________________</w:t>
+      </w:r>
+    </w:p>
+    <w:p>
+      <w:pPr>
+        <w:spacing w:after="60" w:before="120"/>
+      </w:pPr>
+      <w:r>
+        <w:rPr>
+          <w:color w:val="BBBBBB"/>
+        </w:rPr>
+        <w:t xml:space="preserve">______________________________________________________________________</w:t>
+      </w:r>
+    </w:p>
+    <w:p>
+      <w:pPr>
+        <w:spacing w:after="60" w:before="120"/>
+      </w:pPr>
+      <w:r>
+        <w:rPr>
+          <w:color w:val="BBBBBB"/>
+        </w:rPr>
+        <w:t xml:space="preserve">______________________________________________________________________</w:t>
+      </w:r>
+    </w:p>
+    <w:p>
+      <w:pPr>
+        <w:spacing w:after="80" w:before="0"/>
+      </w:pPr>
+      <w:r>
+        <w:rPr>
+          <w:b/>
+          <w:bCs/>
+        </w:rPr>
+        <w:t xml:space="preserve">10. (Lesson 10.4) The pedal gear has 48 teeth. Sort each rear gear: does the wheel turn MORE than once per pedal turn, or once or less?</w:t>
+      </w:r>
+    </w:p>
+    <w:p>
+      <w:pPr>
+        <w:spacing w:after="80" w:before="0"/>
+      </w:pPr>
+      <w:r>
+        <w:rPr>
+          <w:i/>
+          <w:iCs/>
+        </w:rPr>
+        <w:t xml:space="preserve">Groups: More than one wheel rotation   |   One rotation or less</w:t>
+      </w:r>
+    </w:p>
+    <w:p>
+      <w:pPr>
+        <w:spacing w:after="40" w:before="0"/>
+      </w:pPr>
+      <w:r>
+        <w:t xml:space="preserve">   • 12-tooth rear gear   → __________________</w:t>
+      </w:r>
+    </w:p>
+    <w:p>
+      <w:pPr>
+        <w:spacing w:after="40" w:before="0"/>
+      </w:pPr>
+      <w:r>
+        <w:t xml:space="preserve">   • 16-tooth rear gear   → __________________</w:t>
+      </w:r>
+    </w:p>
+    <w:p>
+      <w:pPr>
+        <w:spacing w:after="40" w:before="0"/>
+      </w:pPr>
+      <w:r>
+        <w:t xml:space="preserve">   • 24-tooth rear gear   → __________________</w:t>
+      </w:r>
+    </w:p>
+    <w:p>
+      <w:pPr>
+        <w:spacing w:after="40" w:before="0"/>
+      </w:pPr>
+      <w:r>
+        <w:t xml:space="preserve">   • 48-tooth rear gear   → __________________</w:t>
+      </w:r>
+    </w:p>
+    <w:p>
+      <w:pPr>
+        <w:spacing w:after="40" w:before="0"/>
+      </w:pPr>
+      <w:r>
+        <w:t xml:space="preserve">   • 60-tooth rear gear   → __________________</w:t>
+      </w:r>
+    </w:p>
+    <w:p>
+      <w:pPr>
+        <w:spacing w:after="40" w:before="0"/>
+      </w:pPr>
+      <w:r>
+        <w:t xml:space="preserve">   • 96-tooth rear gear   → __________________</w:t>
       </w:r>
     </w:p>
     <w:p>
@@ -1195,7 +1351,7 @@
           <w:b/>
           <w:bCs/>
         </w:rPr>
-        <w:t xml:space="preserve">2. A. The length of the perimeter of the front wheel</w:t>
+        <w:t xml:space="preserve">2. D. The length of the perimeter of the front wheel</w:t>
       </w:r>
     </w:p>
     <w:p>
@@ -1227,7 +1383,7 @@
           <w:b/>
           <w:bCs/>
         </w:rPr>
-        <w:t xml:space="preserve">3. A. 1.5 rotations</w:t>
+        <w:t xml:space="preserve">3. B. 1.5 rotations</w:t>
       </w:r>
     </w:p>
     <w:p>
@@ -1259,7 +1415,7 @@
           <w:b/>
           <w:bCs/>
         </w:rPr>
-        <w:t xml:space="preserve">4. A. 4 rotations</w:t>
+        <w:t xml:space="preserve">4. C. 4 rotations</w:t>
       </w:r>
     </w:p>
     <w:p>
@@ -1291,7 +1447,7 @@
           <w:b/>
           <w:bCs/>
         </w:rPr>
-        <w:t xml:space="preserve">5. A. The blue triangle</w:t>
+        <w:t xml:space="preserve">5. C. The blue triangle</w:t>
       </w:r>
     </w:p>
     <w:p>
@@ -1299,7 +1455,7 @@
         <w:spacing w:after="20" w:before="0"/>
       </w:pPr>
       <w:r>
-        <w:t xml:space="preserve">     12 ÷ 3 = 4 with no remainder, so shape 12 ends a complete unit — the triangle, which is the last shape of the unit.</w:t>
+        <w:t xml:space="preserve">     The unit has 3 shapes, so divide by 3. 12 ÷ 3 = 4 with no remainder. No remainder means shape 12 ends a complete unit. The last shape of the unit is the triangle.</w:t>
       </w:r>
     </w:p>
     <w:p>
@@ -1323,7 +1479,7 @@
           <w:b/>
           <w:bCs/>
         </w:rPr>
-        <w:t xml:space="preserve">6. A. The purple square</w:t>
+        <w:t xml:space="preserve">6. D. The purple square</w:t>
       </w:r>
     </w:p>
     <w:p>
@@ -1331,7 +1487,7 @@
         <w:spacing w:after="20" w:before="0"/>
       </w:pPr>
       <w:r>
-        <w:t xml:space="preserve">     20 ÷ 3 = 6 remainder 2 (since 6 × 3 = 18 and 20 − 18 = 2), and the second shape in the unit is the purple square.</w:t>
+        <w:t xml:space="preserve">     Divide by the 3 shapes in the unit. 6 × 3 = 18, and 20 − 18 = 2. So 20 ÷ 3 = 6 remainder 2. The second shape in the unit is the purple square.</w:t>
       </w:r>
     </w:p>
     <w:p>
@@ -1355,7 +1511,7 @@
           <w:b/>
           <w:bCs/>
         </w:rPr>
-        <w:t xml:space="preserve">7. A. About 480</w:t>
+        <w:t xml:space="preserve">7. C. About 480</w:t>
       </w:r>
     </w:p>
     <w:p>
@@ -1387,7 +1543,7 @@
           <w:b/>
           <w:bCs/>
         </w:rPr>
-        <w:t xml:space="preserve">8. A. 78.5</w:t>
+        <w:t xml:space="preserve">8. C. 78.5</w:t>
       </w:r>
     </w:p>
     <w:p>
@@ -1408,6 +1564,102 @@
           <w:iCs/>
         </w:rPr>
         <w:t xml:space="preserve">     Watch for: Treating your math story as finished — writing the same answers you wrote in Lesson 1-1 instead of looking for what actually changed. The story grows and evolves; a retrospective that copies September has missed the point.</w:t>
+      </w:r>
+    </w:p>
+    <w:p>
+      <w:pPr>
+        <w:spacing w:after="40" w:before="0"/>
+      </w:pPr>
+      <w:r>
+        <w:rPr>
+          <w:b/>
+          <w:bCs/>
+        </w:rPr>
+        <w:t xml:space="preserve">9. Fix our table's thinking</w:t>
+      </w:r>
+    </w:p>
+    <w:p>
+      <w:pPr>
+        <w:spacing w:after="20" w:before="0"/>
+      </w:pPr>
+      <w:r>
+        <w:t xml:space="preserve">     The mistake is in Step 2.</w:t>
+      </w:r>
+    </w:p>
+    <w:p>
+      <w:pPr>
+        <w:spacing w:after="20" w:before="0"/>
+      </w:pPr>
+      <w:r>
+        <w:t xml:space="preserve">     Correct work: The correct answer is 1 to 1. The pedals are attached directly to the front wheel, so each pedal rotation rotates the wheel one time — a 1 to 1 ratio.</w:t>
+      </w:r>
+    </w:p>
+    <w:p>
+      <w:pPr>
+        <w:spacing w:after="40" w:before="0"/>
+      </w:pPr>
+      <w:r>
+        <w:rPr>
+          <w:b/>
+          <w:bCs/>
+        </w:rPr>
+        <w:t xml:space="preserve">10. Correct groups:</w:t>
+      </w:r>
+    </w:p>
+    <w:p>
+      <w:pPr>
+        <w:spacing w:after="20" w:before="0"/>
+      </w:pPr>
+      <w:r>
+        <w:t xml:space="preserve">     12-tooth rear gear → More than one wheel rotation</w:t>
+      </w:r>
+    </w:p>
+    <w:p>
+      <w:pPr>
+        <w:spacing w:after="20" w:before="0"/>
+      </w:pPr>
+      <w:r>
+        <w:t xml:space="preserve">     16-tooth rear gear → More than one wheel rotation</w:t>
+      </w:r>
+    </w:p>
+    <w:p>
+      <w:pPr>
+        <w:spacing w:after="20" w:before="0"/>
+      </w:pPr>
+      <w:r>
+        <w:t xml:space="preserve">     24-tooth rear gear → More than one wheel rotation</w:t>
+      </w:r>
+    </w:p>
+    <w:p>
+      <w:pPr>
+        <w:spacing w:after="20" w:before="0"/>
+      </w:pPr>
+      <w:r>
+        <w:t xml:space="preserve">     48-tooth rear gear → One rotation or less</w:t>
+      </w:r>
+    </w:p>
+    <w:p>
+      <w:pPr>
+        <w:spacing w:after="20" w:before="0"/>
+      </w:pPr>
+      <w:r>
+        <w:t xml:space="preserve">     60-tooth rear gear → One rotation or less</w:t>
+      </w:r>
+    </w:p>
+    <w:p>
+      <w:pPr>
+        <w:spacing w:after="20" w:before="0"/>
+      </w:pPr>
+      <w:r>
+        <w:t xml:space="preserve">     96-tooth rear gear → One rotation or less</w:t>
+      </w:r>
+    </w:p>
+    <w:p>
+      <w:pPr>
+        <w:spacing w:after="40" w:before="0"/>
+      </w:pPr>
+      <w:r>
+        <w:t xml:space="preserve"/>
       </w:r>
     </w:p>
     <w:sectPr>
@@ -1596,7 +1848,14 @@
 <file path=word/styles.xml><?xml version="1.0" encoding="utf-8"?>
 <w:styles xmlns:mc="http://schemas.openxmlformats.org/markup-compatibility/2006" xmlns:r="http://schemas.openxmlformats.org/officeDocument/2006/relationships" xmlns:w="http://schemas.openxmlformats.org/wordprocessingml/2006/main" xmlns:w14="http://schemas.microsoft.com/office/word/2010/wordml" xmlns:w15="http://schemas.microsoft.com/office/word/2012/wordml" mc:Ignorable="w14 w15">
   <w:docDefaults>
-    <w:rPrDefault/>
+    <w:rPrDefault>
+      <w:rPr>
+        <w:rFonts w:ascii="Arial" w:cs="Arial" w:eastAsia="Arial" w:hAnsi="Arial"/>
+        <w:sz w:val="22"/>
+        <w:szCs w:val="22"/>
+        <w:lang w:val="en-US"/>
+      </w:rPr>
+    </w:rPrDefault>
     <w:pPrDefault/>
   </w:docDefaults>
   <w:style w:type="paragraph" w:styleId="Title">
@@ -1614,10 +1873,16 @@
     <w:basedOn w:val="Normal"/>
     <w:next w:val="Normal"/>
     <w:qFormat/>
+    <w:pPr>
+      <w:keepNext/>
+    </w:pPr>
     <w:rPr>
-      <w:color w:val="2E74B5"/>
-      <w:sz w:val="32"/>
-      <w:szCs w:val="32"/>
+      <w:rFonts w:ascii="Arial" w:cs="Arial" w:eastAsia="Arial" w:hAnsi="Arial"/>
+      <w:b/>
+      <w:bCs/>
+      <w:color w:val="183E56"/>
+      <w:sz w:val="34"/>
+      <w:szCs w:val="34"/>
     </w:rPr>
   </w:style>
   <w:style w:type="paragraph" w:styleId="Heading2">
@@ -1625,8 +1890,14 @@
     <w:basedOn w:val="Normal"/>
     <w:next w:val="Normal"/>
     <w:qFormat/>
+    <w:pPr>
+      <w:keepNext/>
+    </w:pPr>
     <w:rPr>
-      <w:color w:val="2E74B5"/>
+      <w:rFonts w:ascii="Arial" w:cs="Arial" w:eastAsia="Arial" w:hAnsi="Arial"/>
+      <w:b/>
+      <w:bCs/>
+      <w:color w:val="176B70"/>
       <w:sz w:val="26"/>
       <w:szCs w:val="26"/>
     </w:rPr>

--- a/lessons/10-6-catchup/homework.docx
+++ b/lessons/10-6-catchup/homework.docx
@@ -1290,376 +1290,6 @@
           <w:color w:val="BBBBBB"/>
         </w:rPr>
         <w:t xml:space="preserve">______________________________________________________________________</w:t>
-      </w:r>
-    </w:p>
-    <w:p>
-      <w:r>
-        <w:br w:type="page"/>
-      </w:r>
-    </w:p>
-    <w:p>
-      <w:pPr>
-        <w:pStyle w:val="Heading1"/>
-        <w:spacing w:after="120"/>
-      </w:pPr>
-      <w:r>
-        <w:rPr>
-          <w:b/>
-          <w:bCs/>
-        </w:rPr>
-        <w:t xml:space="preserve">Answer Key (Teacher)</w:t>
-      </w:r>
-    </w:p>
-    <w:p>
-      <w:pPr>
-        <w:spacing w:after="40" w:before="0"/>
-      </w:pPr>
-      <w:r>
-        <w:rPr>
-          <w:b/>
-          <w:bCs/>
-        </w:rPr>
-        <w:t xml:space="preserve">1. A. 1 to 1</w:t>
-      </w:r>
-    </w:p>
-    <w:p>
-      <w:pPr>
-        <w:spacing w:after="20" w:before="0"/>
-      </w:pPr>
-      <w:r>
-        <w:t xml:space="preserve">     The pedals are attached directly to the front wheel, so each pedal rotation rotates the wheel one time — a 1 to 1 ratio.</w:t>
-      </w:r>
-    </w:p>
-    <w:p>
-      <w:pPr>
-        <w:spacing w:after="80" w:before="0"/>
-      </w:pPr>
-      <w:r>
-        <w:rPr>
-          <w:i/>
-          <w:iCs/>
-        </w:rPr>
-        <w:t xml:space="preserve">     Watch for: Treating your math story as finished — writing the same answers you wrote in Lesson 1-1 instead of looking for what actually changed. The story grows and evolves; a retrospective that copies September has missed the point.</w:t>
-      </w:r>
-    </w:p>
-    <w:p>
-      <w:pPr>
-        <w:spacing w:after="40" w:before="0"/>
-      </w:pPr>
-      <w:r>
-        <w:rPr>
-          <w:b/>
-          <w:bCs/>
-        </w:rPr>
-        <w:t xml:space="preserve">2. D. The length of the perimeter of the front wheel</w:t>
-      </w:r>
-    </w:p>
-    <w:p>
-      <w:pPr>
-        <w:spacing w:after="20" w:before="0"/>
-      </w:pPr>
-      <w:r>
-        <w:t xml:space="preserve">     One wheel rotation rolls the bike forward exactly the perimeter of the wheel, and one pedal rotation makes one wheel rotation.</w:t>
-      </w:r>
-    </w:p>
-    <w:p>
-      <w:pPr>
-        <w:spacing w:after="80" w:before="0"/>
-      </w:pPr>
-      <w:r>
-        <w:rPr>
-          <w:i/>
-          <w:iCs/>
-        </w:rPr>
-        <w:t xml:space="preserve">     Watch for: Treating your math story as finished — writing the same answers you wrote in Lesson 1-1 instead of looking for what actually changed. The story grows and evolves; a retrospective that copies September has missed the point.</w:t>
-      </w:r>
-    </w:p>
-    <w:p>
-      <w:pPr>
-        <w:spacing w:after="40" w:before="0"/>
-      </w:pPr>
-      <w:r>
-        <w:rPr>
-          <w:b/>
-          <w:bCs/>
-        </w:rPr>
-        <w:t xml:space="preserve">3. B. 1.5 rotations</w:t>
-      </w:r>
-    </w:p>
-    <w:p>
-      <w:pPr>
-        <w:spacing w:after="20" w:before="0"/>
-      </w:pPr>
-      <w:r>
-        <w:t xml:space="preserve">     48 ÷ 32 = 1.5, so the rear wheel makes 1.5 rotations for each pedal rotation.</w:t>
-      </w:r>
-    </w:p>
-    <w:p>
-      <w:pPr>
-        <w:spacing w:after="80" w:before="0"/>
-      </w:pPr>
-      <w:r>
-        <w:rPr>
-          <w:i/>
-          <w:iCs/>
-        </w:rPr>
-        <w:t xml:space="preserve">     Watch for: Treating your math story as finished — writing the same answers you wrote in Lesson 1-1 instead of looking for what actually changed. The story grows and evolves; a retrospective that copies September has missed the point.</w:t>
-      </w:r>
-    </w:p>
-    <w:p>
-      <w:pPr>
-        <w:spacing w:after="40" w:before="0"/>
-      </w:pPr>
-      <w:r>
-        <w:rPr>
-          <w:b/>
-          <w:bCs/>
-        </w:rPr>
-        <w:t xml:space="preserve">4. C. 4 rotations</w:t>
-      </w:r>
-    </w:p>
-    <w:p>
-      <w:pPr>
-        <w:spacing w:after="20" w:before="0"/>
-      </w:pPr>
-      <w:r>
-        <w:t xml:space="preserve">     48 ÷ 12 = 4, so the rear wheel makes 4 rotations for each pedal rotation.</w:t>
-      </w:r>
-    </w:p>
-    <w:p>
-      <w:pPr>
-        <w:spacing w:after="80" w:before="0"/>
-      </w:pPr>
-      <w:r>
-        <w:rPr>
-          <w:i/>
-          <w:iCs/>
-        </w:rPr>
-        <w:t xml:space="preserve">     Watch for: Treating your math story as finished — writing the same answers you wrote in Lesson 1-1 instead of looking for what actually changed. The story grows and evolves; a retrospective that copies September has missed the point.</w:t>
-      </w:r>
-    </w:p>
-    <w:p>
-      <w:pPr>
-        <w:spacing w:after="40" w:before="0"/>
-      </w:pPr>
-      <w:r>
-        <w:rPr>
-          <w:b/>
-          <w:bCs/>
-        </w:rPr>
-        <w:t xml:space="preserve">5. C. The blue triangle</w:t>
-      </w:r>
-    </w:p>
-    <w:p>
-      <w:pPr>
-        <w:spacing w:after="20" w:before="0"/>
-      </w:pPr>
-      <w:r>
-        <w:t xml:space="preserve">     The unit has 3 shapes, so divide by 3. 12 ÷ 3 = 4 with no remainder. No remainder means shape 12 ends a complete unit. The last shape of the unit is the triangle.</w:t>
-      </w:r>
-    </w:p>
-    <w:p>
-      <w:pPr>
-        <w:spacing w:after="80" w:before="0"/>
-      </w:pPr>
-      <w:r>
-        <w:rPr>
-          <w:i/>
-          <w:iCs/>
-        </w:rPr>
-        <w:t xml:space="preserve">     Watch for: Treating your math story as finished — writing the same answers you wrote in Lesson 1-1 instead of looking for what actually changed. The story grows and evolves; a retrospective that copies September has missed the point.</w:t>
-      </w:r>
-    </w:p>
-    <w:p>
-      <w:pPr>
-        <w:spacing w:after="40" w:before="0"/>
-      </w:pPr>
-      <w:r>
-        <w:rPr>
-          <w:b/>
-          <w:bCs/>
-        </w:rPr>
-        <w:t xml:space="preserve">6. D. The purple square</w:t>
-      </w:r>
-    </w:p>
-    <w:p>
-      <w:pPr>
-        <w:spacing w:after="20" w:before="0"/>
-      </w:pPr>
-      <w:r>
-        <w:t xml:space="preserve">     Divide by the 3 shapes in the unit. 6 × 3 = 18, and 20 − 18 = 2. So 20 ÷ 3 = 6 remainder 2. The second shape in the unit is the purple square.</w:t>
-      </w:r>
-    </w:p>
-    <w:p>
-      <w:pPr>
-        <w:spacing w:after="80" w:before="0"/>
-      </w:pPr>
-      <w:r>
-        <w:rPr>
-          <w:i/>
-          <w:iCs/>
-        </w:rPr>
-        <w:t xml:space="preserve">     Watch for: Treating your math story as finished — writing the same answers you wrote in Lesson 1-1 instead of looking for what actually changed. The story grows and evolves; a retrospective that copies September has missed the point.</w:t>
-      </w:r>
-    </w:p>
-    <w:p>
-      <w:pPr>
-        <w:spacing w:after="40" w:before="0"/>
-      </w:pPr>
-      <w:r>
-        <w:rPr>
-          <w:b/>
-          <w:bCs/>
-        </w:rPr>
-        <w:t xml:space="preserve">7. C. About 480</w:t>
-      </w:r>
-    </w:p>
-    <w:p>
-      <w:pPr>
-        <w:spacing w:after="20" w:before="0"/>
-      </w:pPr>
-      <w:r>
-        <w:t xml:space="preserve">     80 riders on each of 6 turns is 80 × 6 = 480 riders per hour — a rate, one of this year's tools.</w:t>
-      </w:r>
-    </w:p>
-    <w:p>
-      <w:pPr>
-        <w:spacing w:after="80" w:before="0"/>
-      </w:pPr>
-      <w:r>
-        <w:rPr>
-          <w:i/>
-          <w:iCs/>
-        </w:rPr>
-        <w:t xml:space="preserve">     Watch for: Treating your math story as finished — writing the same answers you wrote in Lesson 1-1 instead of looking for what actually changed. The story grows and evolves; a retrospective that copies September has missed the point.</w:t>
-      </w:r>
-    </w:p>
-    <w:p>
-      <w:pPr>
-        <w:spacing w:after="40" w:before="0"/>
-      </w:pPr>
-      <w:r>
-        <w:rPr>
-          <w:b/>
-          <w:bCs/>
-        </w:rPr>
-        <w:t xml:space="preserve">8. C. 78.5</w:t>
-      </w:r>
-    </w:p>
-    <w:p>
-      <w:pPr>
-        <w:spacing w:after="20" w:before="0"/>
-      </w:pPr>
-      <w:r>
-        <w:t xml:space="preserve">     50% means half, and 157 ÷ 2 = 78.5 — the very number you decomposed back in Lesson 1-1.</w:t>
-      </w:r>
-    </w:p>
-    <w:p>
-      <w:pPr>
-        <w:spacing w:after="80" w:before="0"/>
-      </w:pPr>
-      <w:r>
-        <w:rPr>
-          <w:i/>
-          <w:iCs/>
-        </w:rPr>
-        <w:t xml:space="preserve">     Watch for: Treating your math story as finished — writing the same answers you wrote in Lesson 1-1 instead of looking for what actually changed. The story grows and evolves; a retrospective that copies September has missed the point.</w:t>
-      </w:r>
-    </w:p>
-    <w:p>
-      <w:pPr>
-        <w:spacing w:after="40" w:before="0"/>
-      </w:pPr>
-      <w:r>
-        <w:rPr>
-          <w:b/>
-          <w:bCs/>
-        </w:rPr>
-        <w:t xml:space="preserve">9. Fix our table's thinking</w:t>
-      </w:r>
-    </w:p>
-    <w:p>
-      <w:pPr>
-        <w:spacing w:after="20" w:before="0"/>
-      </w:pPr>
-      <w:r>
-        <w:t xml:space="preserve">     The mistake is in Step 2.</w:t>
-      </w:r>
-    </w:p>
-    <w:p>
-      <w:pPr>
-        <w:spacing w:after="20" w:before="0"/>
-      </w:pPr>
-      <w:r>
-        <w:t xml:space="preserve">     Correct work: The correct answer is 1 to 1. The pedals are attached directly to the front wheel, so each pedal rotation rotates the wheel one time — a 1 to 1 ratio.</w:t>
-      </w:r>
-    </w:p>
-    <w:p>
-      <w:pPr>
-        <w:spacing w:after="40" w:before="0"/>
-      </w:pPr>
-      <w:r>
-        <w:rPr>
-          <w:b/>
-          <w:bCs/>
-        </w:rPr>
-        <w:t xml:space="preserve">10. Correct groups:</w:t>
-      </w:r>
-    </w:p>
-    <w:p>
-      <w:pPr>
-        <w:spacing w:after="20" w:before="0"/>
-      </w:pPr>
-      <w:r>
-        <w:t xml:space="preserve">     12-tooth rear gear → More than one wheel rotation</w:t>
-      </w:r>
-    </w:p>
-    <w:p>
-      <w:pPr>
-        <w:spacing w:after="20" w:before="0"/>
-      </w:pPr>
-      <w:r>
-        <w:t xml:space="preserve">     16-tooth rear gear → More than one wheel rotation</w:t>
-      </w:r>
-    </w:p>
-    <w:p>
-      <w:pPr>
-        <w:spacing w:after="20" w:before="0"/>
-      </w:pPr>
-      <w:r>
-        <w:t xml:space="preserve">     24-tooth rear gear → More than one wheel rotation</w:t>
-      </w:r>
-    </w:p>
-    <w:p>
-      <w:pPr>
-        <w:spacing w:after="20" w:before="0"/>
-      </w:pPr>
-      <w:r>
-        <w:t xml:space="preserve">     48-tooth rear gear → One rotation or less</w:t>
-      </w:r>
-    </w:p>
-    <w:p>
-      <w:pPr>
-        <w:spacing w:after="20" w:before="0"/>
-      </w:pPr>
-      <w:r>
-        <w:t xml:space="preserve">     60-tooth rear gear → One rotation or less</w:t>
-      </w:r>
-    </w:p>
-    <w:p>
-      <w:pPr>
-        <w:spacing w:after="20" w:before="0"/>
-      </w:pPr>
-      <w:r>
-        <w:t xml:space="preserve">     96-tooth rear gear → One rotation or less</w:t>
-      </w:r>
-    </w:p>
-    <w:p>
-      <w:pPr>
-        <w:spacing w:after="40" w:before="0"/>
-      </w:pPr>
-      <w:r>
-        <w:t xml:space="preserve"/>
       </w:r>
     </w:p>
     <w:sectPr>
